--- a/DFT_paper_revision/submission/Cover_Letter_Applied_Surface_Science.docx
+++ b/DFT_paper_revision/submission/Cover_Letter_Applied_Surface_Science.docx
@@ -74,7 +74,7 @@
         <w:t xml:space="preserve">“</w:t>
       </w:r>
       <w:r>
-        <w:t xml:space="preserve">Oxygen-Vacancy Energetics and Hole Localization in Pr- and Rb-Substituted Anatase TiO</w:t>
+        <w:t xml:space="preserve">Oxygen-Vacancy Energetics and Dopant-Induced Holes in Pr- and Rb-Substituted Anatase TiO</w:t>
       </w:r>
       <w:r>
         <w:rPr>
@@ -141,7 +141,7 @@
         <w:pStyle w:val="BodyText"/>
       </w:pPr>
       <w:r>
-        <w:t xml:space="preserve">The main findings are (i) neutral oxygen-vacancy formation energies of +4.74, +1.29 and −4.06 eV for pristine, Pr-substituted and Rb-substituted anatase at the oxygen-rich reference, so that both dopants lower the vacancy cost while only Rb makes it spontaneous, a 5.36 eV contrast that is stable to 0.04 eV against the k-mesh; (ii) the ordering follows the formal charge count, one hole per Pr</w:t>
+        <w:t xml:space="preserve">The main findings are (i) neutral oxygen-vacancy formation energies of +4.74, +1.29 and −4.06 eV for pristine, Pr-substituted and Rb-substituted anatase at the oxygen-rich reference, so that both dopants lower the vacancy cost while only Rb makes it spontaneous, a 5.36 eV contrast that changes by 0.04 eV between Γ-only and 2×2×2 sampling; (ii) the ordering matches the formal charge count, one hole per Pr</w:t>
       </w:r>
       <w:r>
         <w:rPr>
@@ -162,7 +162,7 @@
         <w:t xml:space="preserve">+</w:t>
       </w:r>
       <w:r>
-        <w:t xml:space="preserve">, which a charged-cell spin series confirms directly for Rb; and (iii) hole localisation in the Pr-substituted parent depends on whether a Hubbard term is applied to the oxygen 2p states, a sensitivity that we report rather than suppress. The paper states explicitly what the two-dopant comparison does and does not isolate, and it frames the consequences for dopant screening in oxide electron-transport layers as testable hypotheses.</w:t>
+        <w:t xml:space="preserve">, with which the spin counts of the Rb cells under an oxygen-site Hubbard term agree, although it is also the order of cation size; and (iii) the spin state of the Pr-induced hole depends on whether a Hubbard term is applied to the oxygen 2p states, a sensitivity that we report rather than suppress. The paper states explicitly what the two-dopant comparison does and does not isolate, and it frames the consequences for dopant screening in oxide electron-transport layers as testable hypotheses.</w:t>
       </w:r>
     </w:p>
     <w:p>
@@ -206,7 +206,7 @@
         <w:pStyle w:val="BodyText"/>
       </w:pPr>
       <w:r>
-        <w:t xml:space="preserve">The manuscript is original, has not been published previously and is not under consideration elsewhere. All authors have approved the submission. We declare no competing interests. A generative-AI tool was used only to improve readability and to check internal consistency, as declared in the manuscript.</w:t>
+        <w:t xml:space="preserve">The manuscript is original, has not been published previously and is not under consideration elsewhere. All authors have approved the submission. We declare no competing interests. A generative-AI tool was used to restructure and edit the text, to check internal consistency and to write plotting scripts from our computed values, as declared in the manuscript.</w:t>
       </w:r>
     </w:p>
     <w:p>

--- a/DFT_paper_revision/submission/Cover_Letter_Applied_Surface_Science.docx
+++ b/DFT_paper_revision/submission/Cover_Letter_Applied_Surface_Science.docx
@@ -162,7 +162,7 @@
         <w:t xml:space="preserve">+</w:t>
       </w:r>
       <w:r>
-        <w:t xml:space="preserve">, with which the spin counts of the Rb cells under an oxygen-site Hubbard term agree, although it is also the order of cation size; and (iii) the spin state of the Pr-induced hole depends on whether a Hubbard term is applied to the oxygen 2p states, a sensitivity that we report rather than suppress. The paper states explicitly what the two-dopant comparison does and does not isolate, and it frames the consequences for dopant screening in oxide electron-transport layers as testable hypotheses.</w:t>
+        <w:t xml:space="preserve">, with which the spin counts of the Rb cells under an oxygen-site Hubbard term agree, although it is also the order of cation size; (iii) in the Rb cell with a vacancy, the residual hole is an empty O-2p state whose spin sits mainly on one oxygen bonded to Rb, while the Rb ion moves 1.27 Å towards the vacancy, so lattice relaxation contributes to the Rb result; and (iv) the spin state of the Pr-induced hole depends on whether a Hubbard term is applied to the oxygen 2p states, a sensitivity that we report rather than suppress. The paper states explicitly what the two-dopant comparison does and does not isolate, and it frames the consequences for dopant screening in oxide electron-transport layers as testable hypotheses.</w:t>
       </w:r>
     </w:p>
     <w:p>

--- a/DFT_paper_revision/submission/Cover_Letter_Applied_Surface_Science.docx
+++ b/DFT_paper_revision/submission/Cover_Letter_Applied_Surface_Science.docx
@@ -162,7 +162,7 @@
         <w:t xml:space="preserve">+</w:t>
       </w:r>
       <w:r>
-        <w:t xml:space="preserve">, with which the spin counts of the Rb cells under an oxygen-site Hubbard term agree, although it is also the order of cation size; (iii) in the Rb cell with a vacancy, the residual hole is an empty O-2p state whose spin sits mainly on one oxygen bonded to Rb, while the Rb ion moves 1.27 Å towards the vacancy, so lattice relaxation contributes to the Rb result; and (iv) the spin state of the Pr-induced hole depends on whether a Hubbard term is applied to the oxygen 2p states, a sensitivity that we report rather than suppress. The paper states explicitly what the two-dopant comparison does and does not isolate, and it frames the consequences for dopant screening in oxide electron-transport layers as testable hypotheses.</w:t>
+        <w:t xml:space="preserve">, with which the spin counts of the Rb cells under an oxygen-site Hubbard term agree, although it is also the order of cation size; (iii) in the Rb cell with a vacancy, the residual hole is an empty O-2p band whose Löwdin spin sits mainly on one oxygen bonded to Rb, and the Rb ion lies 1.27 Å off its ideal site towards the vacancy; and (iv) the spin state of the Pr-induced hole depends on whether a Hubbard term is applied to the oxygen 2p states, a sensitivity that we report rather than suppress. The paper states explicitly what the two-dopant comparison does and does not isolate, and it frames the consequences for dopant screening in oxide electron-transport layers as testable hypotheses.</w:t>
       </w:r>
     </w:p>
     <w:p>

--- a/DFT_paper_revision/submission/Cover_Letter_Applied_Surface_Science.docx
+++ b/DFT_paper_revision/submission/Cover_Letter_Applied_Surface_Science.docx
@@ -141,7 +141,7 @@
         <w:pStyle w:val="BodyText"/>
       </w:pPr>
       <w:r>
-        <w:t xml:space="preserve">The main findings are (i) neutral oxygen-vacancy formation energies of +4.74, +1.29 and −4.06 eV for pristine, Pr-substituted and Rb-substituted anatase at the oxygen-rich reference, so that both dopants lower the vacancy cost while only Rb makes it spontaneous, a 5.36 eV contrast that changes by 0.04 eV between Γ-only and 2×2×2 sampling; (ii) the ordering matches the formal charge count, one hole per Pr</w:t>
+        <w:t xml:space="preserve">The main findings are (i) neutral oxygen-vacancy formation energies of +4.74 (a lower bound), +1.29 and −4.06 eV for pristine, Pr-substituted and Rb-substituted anatase at the oxygen-rich reference, so that both dopants lower the vacancy cost while only Rb makes it spontaneous, a 5.36 eV contrast that changes by 0.04 eV between Γ-only and 2×2×2 sampling; (ii) the ordering matches the formal charge count, one hole per Pr</w:t>
       </w:r>
       <w:r>
         <w:rPr>

--- a/DFT_paper_revision/submission/Cover_Letter_Applied_Surface_Science.docx
+++ b/DFT_paper_revision/submission/Cover_Letter_Applied_Surface_Science.docx
@@ -198,7 +198,7 @@
         <w:t xml:space="preserve"> </w:t>
       </w:r>
       <w:r>
-        <w:t xml:space="preserve">that connect bulk defect chemistry to surface and interface function; the manuscript builds directly on several such papers published in the journal, including DFT+U work on Er-doped anatase and on Pr at the anatase (101) surface. All input files, output files, pseudopotential datasets, analysis tables and figure scripts are deposited in a public repository (DOI given in the Data Availability statement) so that every reported number can be traced.</w:t>
+        <w:t xml:space="preserve">that connect bulk defect chemistry to surface and interface function; the manuscript builds directly on several such papers published in the journal, including DFT+U work on Er-doped anatase and on Pr at the anatase (101) surface. The input and output files, pseudopotential datasets, analysis tables and figure scripts are available from the corresponding author on request and will be deposited in a public repository (Zenodo) with a citable DOI on acceptance.</w:t>
       </w:r>
     </w:p>
     <w:p>
@@ -214,33 +214,7 @@
         <w:pStyle w:val="BodyText"/>
       </w:pPr>
       <w:r>
-        <w:rPr>
-          <w:bCs/>
-          <w:b/>
-        </w:rPr>
-        <w:t xml:space="preserve">[AUTHOR ACTION: add 3–5 suggested reviewers with affiliation and e-mail, none from Universiti Malaya or recent co-authors, e.g. researchers active on DFT+U defect chemistry of TiO</w:t>
-      </w:r>
-      <w:r>
-        <w:rPr>
-          <w:vertAlign w:val="subscript"/>
-          <w:bCs/>
-          <w:b/>
-        </w:rPr>
-        <w:t xml:space="preserve">2</w:t>
-      </w:r>
-      <w:r>
-        <w:rPr>
-          <w:bCs/>
-          <w:b/>
-        </w:rPr>
-        <w:t xml:space="preserve"> </w:t>
-      </w:r>
-      <w:r>
-        <w:rPr>
-          <w:bCs/>
-          <w:b/>
-        </w:rPr>
-        <w:t xml:space="preserve">and on alkali/rare-earth doping of oxides; and list any opposed reviewers.]</w:t>
+        <w:t xml:space="preserve">Suggested reviewers are listed in the submission system.</w:t>
       </w:r>
     </w:p>
     <w:p>

--- a/DFT_paper_revision/submission/Cover_Letter_Applied_Surface_Science.docx
+++ b/DFT_paper_revision/submission/Cover_Letter_Applied_Surface_Science.docx
@@ -31,7 +31,7 @@
         <w:pStyle w:val="BodyText"/>
       </w:pPr>
       <w:r>
-        <w:t xml:space="preserve">2 October 2026</w:t>
+        <w:t xml:space="preserve">20 October 2026</w:t>
       </w:r>
     </w:p>
     <w:p>
@@ -109,7 +109,7 @@
         <w:t xml:space="preserve"> </w:t>
       </w:r>
       <w:r>
-        <w:t xml:space="preserve">electron-transport layers are a recognised source of trap-assisted recombination, and aliovalent substitution is the standard lever for controlling them. Trivalent rare-earth and monovalent alkali dopants are expected to act in opposite directions, but published results for the two families come from different hosts, supercells, Hubbard treatments and oxygen references, so they cannot be compared directly. Our manuscript provides the missing common-protocol comparison: Pr</w:t>
+        <w:t xml:space="preserve">electron-transport layers are a recognised source of trap-assisted recombination, and aliovalent substitution is the standard lever for controlling them. Trivalent rare-earth and monovalent alkali dopants introduce different numbers of holes, but published results for the two families come from different hosts, supercells, Hubbard treatments and oxygen references, so they cannot be compared directly. Our manuscript provides the missing common-protocol comparison: Pr</w:t>
       </w:r>
       <w:r>
         <w:rPr>
@@ -141,7 +141,7 @@
         <w:pStyle w:val="BodyText"/>
       </w:pPr>
       <w:r>
-        <w:t xml:space="preserve">The main findings are (i) neutral oxygen-vacancy formation energies of +4.74 (a lower bound), +1.29 and −4.06 eV for pristine, Pr-substituted and Rb-substituted anatase at the oxygen-rich reference, so that both dopants lower the vacancy cost while only Rb makes it spontaneous, a 5.36 eV contrast that changes by 0.04 eV between Γ-only and 2×2×2 sampling; (ii) the ordering matches the formal charge count, one hole per Pr</w:t>
+        <w:t xml:space="preserve">The main findings are (i) neutral oxygen-vacancy formation energies of +4.75, +1.29 and −4.06 eV for pristine, Pr-substituted and Rb-substituted anatase at the oxygen-rich reference, so that both dopants lower the vacancy cost while only Rb makes it spontaneous, a 5.36 eV contrast that changes by at most 0.04 eV with k-mesh, plane-wave cut-off and dispersion correction; (ii) the ordering matches the formal charge count, one hole per Pr</w:t>
       </w:r>
       <w:r>
         <w:rPr>
@@ -162,7 +162,7 @@
         <w:t xml:space="preserve">+</w:t>
       </w:r>
       <w:r>
-        <w:t xml:space="preserve">, with which the spin counts of the Rb cells under an oxygen-site Hubbard term agree, although it is also the order of cation size; (iii) in the Rb cell with a vacancy, the residual hole is an empty O-2p band whose Löwdin spin sits mainly on one oxygen bonded to Rb, and the Rb ion lies 1.27 Å off its ideal site towards the vacancy; and (iv) the spin state of the Pr-induced hole depends on whether a Hubbard term is applied to the oxygen 2p states, a sensitivity that we report rather than suppress. The paper states explicitly what the two-dopant comparison does and does not isolate, and it frames the consequences for dopant screening in oxide electron-transport layers as testable hypotheses.</w:t>
+        <w:t xml:space="preserve">, with which the spin counts of the Rb cells under an oxygen-site Hubbard term agree, although it is also the order of cation size; (iii) in the Rb cell with a vacancy, the residual hole is an empty O-2p band whose Löwdin spin sits mainly on one oxygen bonded to Rb, and the Rb ion lies 1.27 Å off its ideal site towards the vacancy; and (iv) the Pr cells are non-magnetic only at the production smearing width: with narrower smearing both polarise, lowering the Pr formation energy to +0.99 eV and the contrast to 5.11 eV, and a Hubbard term on the oxygen 2p states localises the Pr-induced hole on two oxygens bonded to Pr, sensitivities that we report rather than suppress. The paper states explicitly what the two-dopant comparison does and does not isolate, and it frames the consequences for dopant screening in oxide electron-transport layers as testable hypotheses.</w:t>
       </w:r>
     </w:p>
     <w:p>

--- a/DFT_paper_revision/submission/Cover_Letter_Applied_Surface_Science.docx
+++ b/DFT_paper_revision/submission/Cover_Letter_Applied_Surface_Science.docx
@@ -14,13 +14,13 @@
         <w:t xml:space="preserve">Universiti Malaya</w:t>
       </w:r>
       <w:r>
-        <w:t xml:space="preserve"> </w:t>
+        <w:br/>
       </w:r>
       <w:r>
         <w:t xml:space="preserve">UM Power Energy Dedicated Advanced Centre (UMPEDAC)</w:t>
       </w:r>
       <w:r>
-        <w:t xml:space="preserve"> </w:t>
+        <w:br/>
       </w:r>
       <w:r>
         <w:t xml:space="preserve">59990 Kuala Lumpur, Malaysia</w:t>
@@ -42,7 +42,7 @@
         <w:t xml:space="preserve">The Editors</w:t>
       </w:r>
       <w:r>
-        <w:t xml:space="preserve"> </w:t>
+        <w:br/>
       </w:r>
       <w:r>
         <w:rPr>
@@ -241,13 +241,13 @@
         <w:t xml:space="preserve">Azimah Binti Omar (corresponding author)</w:t>
       </w:r>
       <w:r>
-        <w:t xml:space="preserve"> </w:t>
+        <w:br/>
       </w:r>
       <w:r>
         <w:t xml:space="preserve">Department of Electrical Engineering, Faculty of Engineering, and UMPEDAC, Universiti Malaya</w:t>
       </w:r>
       <w:r>
-        <w:t xml:space="preserve"> </w:t>
+        <w:br/>
       </w:r>
       <w:r>
         <w:t xml:space="preserve">azimahomar@um.edu.my</w:t>
